--- a/data/cvs/cv_44_The_Corvus_Group_Inc_React_Frontend_Developer.docx
+++ b/data/cvs/cv_44_The_Corvus_Group_Inc_React_Frontend_Developer.docx
@@ -86,7 +86,7 @@
         <w:rPr>
           <w:sz w:val="20"/>
         </w:rPr>
-        <w:t>Full Stack Developer with a focus on React and AI engineering, currently building production systems at Copy Cat Group. I have hands-on experience with TypeScript, Figma, REST APIs, and GraphQL, and am well-versed in unit and integration testing. My recent work includes integrating SAP APIs with internal systems, designing comprehensive system architecture documents, and building AI-powered tender scraping pipelines. I'm passionate about creating accessible, responsive UIs and ensuring seamless API integrations.</w:t>
+        <w:t>React Frontend Developer with a strong background in full-stack development and AI engineering. I have extensive experience with React, Node.js, and Python, building scalable applications for enterprise clients. Currently, I'm leading the integration of AI-driven automation at Copy Cat Group, including an SAP API integration and an AI-powered tender scraping pipeline. My expertise lies in creating responsive, accessible UIs and collaborating on backend logic, with a focus on Git-based workflows and CI/CD.</w:t>
       </w:r>
     </w:p>
     <w:p>
@@ -137,7 +137,7 @@
         <w:rPr>
           <w:sz w:val="20"/>
         </w:rPr>
-        <w:t>React, Node.js, Redux, Zustand, Jest, React Testing Library</w:t>
+        <w:t>React, Node.js, Django, Flask, Redux, Zustand</w:t>
       </w:r>
     </w:p>
     <w:p>
@@ -173,7 +173,7 @@
         <w:rPr>
           <w:sz w:val="20"/>
         </w:rPr>
-        <w:t>Pandas, Data Visualisation, Statistical Analysis</w:t>
+        <w:t>Pandas, Data Visualisation</w:t>
       </w:r>
     </w:p>
     <w:p>
@@ -191,7 +191,7 @@
         <w:rPr>
           <w:sz w:val="20"/>
         </w:rPr>
-        <w:t>LLM Evaluation, Prompt Engineering, Dataset Structuring, Multimodal AI</w:t>
+        <w:t>LLM Evaluation, Prompt Engineering, Dataset Structuring</w:t>
       </w:r>
     </w:p>
     <w:p>
@@ -209,7 +209,7 @@
         <w:rPr>
           <w:sz w:val="20"/>
         </w:rPr>
-        <w:t>Web Scraping, API Integration, Git, CI/CD</w:t>
+        <w:t>Web Scraping, REST APIs, Git, CI/CD</w:t>
       </w:r>
     </w:p>
     <w:p>
@@ -245,7 +245,7 @@
         <w:rPr>
           <w:sz w:val="20"/>
         </w:rPr>
-        <w:t>Unit Testing, Code Reviews, Performance Optimization, Bundle Size, Core Web Vitals, Component Libraries</w:t>
+        <w:t>Figma, GraphQL, Unit Testing, Integration Testing, Code Reviews, Performance Optimization, Bundle Size, Core Web Vitals</w:t>
       </w:r>
     </w:p>
     <w:p>
@@ -263,7 +263,7 @@
         <w:rPr>
           <w:sz w:val="20"/>
         </w:rPr>
-        <w:t>Documentation, UI Consistency, Responsive Design, Accessibility (ARIA, WCAG), Authentication, Error Handling</w:t>
+        <w:t>Component Libraries, Documentation, UI Consistency, Responsive Design, Accessibility (ARIA, WCAG), Jest, React Testing Library, Authentication, Error Handling</w:t>
       </w:r>
     </w:p>
     <w:p>
@@ -313,7 +313,7 @@
         <w:rPr>
           <w:sz w:val="20"/>
         </w:rPr>
-        <w:t>Integrating SAP APIs with an internal Credit Control System, automating processes for OA and IT units.</w:t>
+        <w:t>Leading the integration of SAP APIs with an internal Credit Control System, automating processes for OA and IT business units.</w:t>
       </w:r>
     </w:p>
     <w:p>
@@ -325,7 +325,7 @@
         <w:rPr>
           <w:sz w:val="20"/>
         </w:rPr>
-        <w:t>Authoring System Design Documents (SDDs) and Business Requirements Documents (BRDs) for enterprise-scale projects.</w:t>
+        <w:t>Designing and building an AI-powered tender scraping pipeline to automate tender opportunity discovery and processing.</w:t>
       </w:r>
     </w:p>
     <w:p>
@@ -337,19 +337,7 @@
         <w:rPr>
           <w:sz w:val="20"/>
         </w:rPr>
-        <w:t>Designing and prototyping an AI-powered tender scraping pipeline to automate tender discovery and processing.</w:t>
-      </w:r>
-    </w:p>
-    <w:p>
-      <w:pPr>
-        <w:pStyle w:val="ListBullet"/>
-        <w:spacing w:before="0" w:after="20"/>
-      </w:pPr>
-      <w:r>
-        <w:rPr>
-          <w:sz w:val="20"/>
-        </w:rPr>
-        <w:t>Developing accessible, responsive UIs and ensuring seamless API integrations for enterprise clients.</w:t>
+        <w:t>Authoring comprehensive System Design Documents (SDDs) and Business Requirements Documents (BRDs) for enterprise-level projects.</w:t>
       </w:r>
     </w:p>
     <w:p>
@@ -384,7 +372,7 @@
         <w:rPr>
           <w:sz w:val="20"/>
         </w:rPr>
-        <w:t>Generating difference-based captions for multimodal datasets, improving model accuracy through detailed annotations.</w:t>
+        <w:t>Trained AI models with difference-based captions for multimodal datasets, improving model accuracy through rigorous validation.</w:t>
       </w:r>
     </w:p>
     <w:p>
@@ -419,7 +407,7 @@
         <w:rPr>
           <w:sz w:val="20"/>
         </w:rPr>
-        <w:t>Building full-stack solutions with optimised APIs and UI components, collaborating remotely for client-centric development.</w:t>
+        <w:t>Built and delivered full-stack solutions, including UI components and API optimisation, for diverse U.S. clients.</w:t>
       </w:r>
     </w:p>
     <w:p>
@@ -454,7 +442,7 @@
         <w:rPr>
           <w:sz w:val="20"/>
         </w:rPr>
-        <w:t>Performing intent detection and utterance verification for health and agriculture AI systems, ensuring multilingual annotation quality.</w:t>
+        <w:t>Performed intent detection and utterance verification for health and agriculture AI systems, ensuring high-quality multilingual training data.</w:t>
       </w:r>
     </w:p>
     <w:p>
